--- a/notes/Goals/Career/Sachin_Koli_Public_Bio.docx
+++ b/notes/Goals/Career/Sachin_Koli_Public_Bio.docx
@@ -320,7 +320,7 @@
           <w:sz w:val="16"/>
           <w:szCs w:val="16"/>
         </w:rPr>
-        <w:t xml:space="preserve">He currently architects the batch and real-time streaming data platform for a UK tier-1 retail bank — event-driven ingestion on Confluent Kafka, orchestration across Cloud Composer and a legacy enterprise scheduler, modelling in BigQuery and dbt, provisioned end to end with Terraform. Before that he led the bank's digital cards modernisation onto Google Cloud; the self-serve fraud journey he architected was recognised at the Banking Tech Awards 2024 and the Card &amp; Payments Awards 2025.</w:t>
+        <w:t xml:space="preserve">He currently architects the batch and real-time streaming data platform for a UK tier-1 retail bank, and its move off an enterprise data warehouse onto a cloud-native one — event-driven ingestion on Confluent Kafka and Pub/Sub, a shared ingestion service on Kubernetes, orchestration across Cloud Composer and a legacy enterprise scheduler, modelling in BigQuery and dbt, provisioned end to end with Terraform. Before that he spent four years on the bank's cards and payments estate, migrating its card journeys onto cloud microservices; the self-serve fraud journey he architected was recognised at the Banking Tech Awards 2024 and the Card &amp; Payments Awards 2025.</w:t>
       </w:r>
     </w:p>
     <w:p>
@@ -480,7 +480,7 @@
           <w:sz w:val="16"/>
           <w:szCs w:val="16"/>
         </w:rPr>
-        <w:t xml:space="preserve">Before the platform work I spent four years on payments at the same bank: moving digital card features — adding a card to your phone wallet, freezing it when you have mislaid it, looking up your PIN — from on-premise systems onto Google Cloud. The piece I am proudest of is a self-serve fraud journey that let customers handle a fraud report themselves instead of waiting in a call-centre queue. It won at the Banking Tech Awards in 2024 and the Card &amp; Payments Awards in 2025.</w:t>
+        <w:t xml:space="preserve">Before the platform work I spent four years on payments at the same bank: first getting its cards into the wallet on your phone and into click-to-pay checkout, then moving the whole set of card features — freezing a card when you have mislaid it, changing a limit, looking up your PIN — from on-premise systems onto cloud microservices. The piece I am proudest of is a self-serve fraud journey that let customers handle a fraud report themselves instead of waiting in a call-centre queue. It won at the Banking Tech Awards in 2024 and the Card &amp; Payments Awards in 2025.</w:t>
       </w:r>
     </w:p>
     <w:p>
